--- a/server/templates/comm_yunxin/buyer_interest_non_group.docx
+++ b/server/templates/comm_yunxin/buyer_interest_non_group.docx
@@ -78,24 +78,7 @@
           <w:szCs w:val="20"/>
           <w:lang w:val="en-US" w:eastAsia="zh-CN"/>
         </w:rPr>
-        <w:t>{{</w:t>
-      </w:r>
-      <w:r>
-        <w:rPr>
-          <w:rFonts w:hint="eastAsia"/>
-          <w:sz w:val="24"/>
-          <w:szCs w:val="20"/>
-        </w:rPr>
-        <w:t>branchName</w:t>
-      </w:r>
-      <w:r>
-        <w:rPr>
-          <w:rFonts w:hint="eastAsia"/>
-          <w:sz w:val="24"/>
-          <w:szCs w:val="20"/>
-          <w:lang w:val="en-US" w:eastAsia="zh-CN"/>
-        </w:rPr>
-        <w:t>}}</w:t>
+        <w:t>{{branchName}}</w:t>
       </w:r>
       <w:r>
         <w:rPr>
@@ -619,26 +602,7 @@
           <w:highlight w:val="none"/>
           <w:lang w:val="en-US" w:eastAsia="zh-CN"/>
         </w:rPr>
-        <w:t>{{</w:t>
-      </w:r>
-      <w:r>
-        <w:rPr>
-          <w:rFonts w:hint="eastAsia"/>
-          <w:sz w:val="24"/>
-          <w:szCs w:val="20"/>
-          <w:highlight w:val="none"/>
-        </w:rPr>
-        <w:t>initiatorName</w:t>
-      </w:r>
-      <w:r>
-        <w:rPr>
-          <w:rFonts w:hint="eastAsia"/>
-          <w:sz w:val="24"/>
-          <w:szCs w:val="20"/>
-          <w:highlight w:val="none"/>
-          <w:lang w:val="en-US" w:eastAsia="zh-CN"/>
-        </w:rPr>
-        <w:t>}}</w:t>
+        <w:t>{{initiatorName}}</w:t>
       </w:r>
     </w:p>
     <w:p>
